--- a/pr-preview/pr-10/chapters/syllabus.docx
+++ b/pr-preview/pr-10/chapters/syllabus.docx
@@ -23,7 +23,7 @@
         <w:pStyle w:val="Date"/>
       </w:pPr>
       <w:r>
-        <w:t xml:space="preserve">Last modified: 2026-10-23 13:33:56 (PDT)</w:t>
+        <w:t xml:space="preserve">Last modified: 2026-10-23 13:40:29 (PDT)</w:t>
       </w:r>
     </w:p>
     <w:tbl>
@@ -376,7 +376,7 @@
         <w:t xml:space="preserve">TBD</w:t>
       </w:r>
       <w:r>
-        <w:t xml:space="preserve">, in my office (CF 463) unless otherwise noted</w:t>
+        <w:t xml:space="preserve">, in my office (Communication Facility 463) unless otherwise noted</w:t>
       </w:r>
     </w:p>
     <w:p>
@@ -735,7 +735,7 @@
         <w:pStyle w:val="Definition"/>
       </w:pPr>
       <w:r>
-        <w:t xml:space="preserve">CF 463</w:t>
+        <w:t xml:space="preserve">Communication Facility 463</w:t>
       </w:r>
     </w:p>
     <w:p>
@@ -1267,6 +1267,18 @@
         <w:t xml:space="preserve"> </w:t>
       </w:r>
       <w:r>
+        <w:t xml:space="preserve">Classes begin on Tuesday, January 5,</w:t>
+      </w:r>
+      <w:r>
+        <w:t xml:space="preserve"> </w:t>
+      </w:r>
+      <w:r>
+        <w:t xml:space="preserve">so the first lecture is on Wednesday, January 6.</w:t>
+      </w:r>
+      <w:r>
+        <w:t xml:space="preserve"> </w:t>
+      </w:r>
+      <w:r>
         <w:t xml:space="preserve">Monday, January 18 (Martin Luther King Jr. Day)</w:t>
       </w:r>
       <w:r>
@@ -4139,7 +4151,7 @@
         <w:t xml:space="preserve"> </w:t>
       </w:r>
       <w:r>
-        <w:t xml:space="preserve">and arranged through Disability Resources for Students:</w:t>
+        <w:t xml:space="preserve">and arranged through the Disability Access Center:</w:t>
       </w:r>
       <w:r>
         <w:t xml:space="preserve"> </w:t>
@@ -4155,7 +4167,7 @@
           <w:rPr>
             <w:rStyle w:val="Hyperlink"/>
           </w:rPr>
-          <w:t xml:space="preserve">drs@wwu.edu</w:t>
+          <w:t xml:space="preserve">drsfrontdesk@wwu.edu</w:t>
         </w:r>
       </w:hyperlink>
       <w:r>
@@ -4175,7 +4187,7 @@
           <w:rPr>
             <w:rStyle w:val="Hyperlink"/>
           </w:rPr>
-          <w:t xml:space="preserve">Disability Resources</w:t>
+          <w:t xml:space="preserve">Disability Access Center</w:t>
         </w:r>
       </w:hyperlink>
       <w:r>
@@ -4253,7 +4265,7 @@
         <w:t xml:space="preserve"> </w:t>
       </w:r>
       <w:r>
-        <w:t xml:space="preserve">please contact the Counseling Center: 360-650-3400,</w:t>
+        <w:t xml:space="preserve">please contact the Counseling and Wellness Center: 360-650-3164,</w:t>
       </w:r>
       <w:r>
         <w:t xml:space="preserve"> </w:t>
@@ -4269,7 +4281,7 @@
           <w:rPr>
             <w:rStyle w:val="Hyperlink"/>
           </w:rPr>
-          <w:t xml:space="preserve">Counseling Services</w:t>
+          <w:t xml:space="preserve">Counseling and Wellness Center</w:t>
         </w:r>
       </w:hyperlink>
       <w:r>
@@ -4361,7 +4373,7 @@
         <w:t xml:space="preserve"> </w:t>
       </w:r>
       <w:r>
-        <w:t xml:space="preserve">please contact CASAS (360-650-3700), the Student Health Center, and/or the Counseling Center.</w:t>
+        <w:t xml:space="preserve">please contact CASAS (360-650-3700), the Student Health Center, and/or the Counseling and Wellness Center.</w:t>
       </w:r>
       <w:r>
         <w:t xml:space="preserve"> </w:t>

--- a/pr-preview/pr-10/chapters/syllabus.docx
+++ b/pr-preview/pr-10/chapters/syllabus.docx
@@ -23,7 +23,7 @@
         <w:pStyle w:val="Date"/>
       </w:pPr>
       <w:r>
-        <w:t xml:space="preserve">Last modified: 2026-10-23 13:40:29 (PDT)</w:t>
+        <w:t xml:space="preserve">Last modified: 2026-10-23 14:33:57 (PDT)</w:t>
       </w:r>
     </w:p>
     <w:tbl>
@@ -759,7 +759,13 @@
         </w:r>
       </w:hyperlink>
       <w:r>
-        <w:t xml:space="preserve">, for confidential matters only</w:t>
+        <w:t xml:space="preserve">, for matters unrelated to the course only</w:t>
+      </w:r>
+      <w:r>
+        <w:t xml:space="preserve"> </w:t>
+      </w:r>
+      <w:r>
+        <w:t xml:space="preserve">(Teams chat is better for those)</w:t>
       </w:r>
     </w:p>
     <w:p>
@@ -767,7 +773,13 @@
         <w:pStyle w:val="FirstParagraph"/>
       </w:pPr>
       <w:r>
-        <w:t xml:space="preserve">All other course correspondence goes through Canvas;</w:t>
+        <w:t xml:space="preserve">All course-related correspondence goes through Canvas,</w:t>
+      </w:r>
+      <w:r>
+        <w:t xml:space="preserve"> </w:t>
+      </w:r>
+      <w:r>
+        <w:t xml:space="preserve">including confidential matters;</w:t>
       </w:r>
       <w:r>
         <w:t xml:space="preserve"> </w:t>
@@ -1225,7 +1237,7 @@
       </w:r>
     </w:p>
     <w:bookmarkEnd w:id="23"/>
-    <w:bookmarkStart w:id="28" w:name="schedule"/>
+    <w:bookmarkStart w:id="29" w:name="schedule"/>
     <w:p>
       <w:pPr>
         <w:pStyle w:val="Heading2"/>
@@ -1521,8 +1533,19 @@
               </w:r>
             </w:hyperlink>
             <w:r>
-              <w:t xml:space="preserve">, contrapositive, and contradiction</w:t>
-            </w:r>
+              <w:t xml:space="preserve">,</w:t>
+            </w:r>
+            <w:r>
+              <w:t xml:space="preserve"> </w:t>
+            </w:r>
+            <w:hyperlink r:id="rId28">
+              <w:r>
+                <w:rPr>
+                  <w:rStyle w:val="Hyperlink"/>
+                </w:rPr>
+                <w:t xml:space="preserve">contrapositive, and contradiction</w:t>
+              </w:r>
+            </w:hyperlink>
           </w:p>
         </w:tc>
         <w:tc>
@@ -2152,8 +2175,8 @@
         <w:t xml:space="preserve">at least two weeks before that exam is given.</w:t>
       </w:r>
     </w:p>
-    <w:bookmarkEnd w:id="28"/>
-    <w:bookmarkStart w:id="29" w:name="communication"/>
+    <w:bookmarkEnd w:id="29"/>
+    <w:bookmarkStart w:id="30" w:name="communication"/>
     <w:p>
       <w:pPr>
         <w:pStyle w:val="Heading2"/>
@@ -2309,29 +2332,17 @@
         <w:pStyle w:val="BodyText"/>
       </w:pPr>
       <w:r>
-        <w:t xml:space="preserve">The only class-related matters that should not go through Canvas at all</w:t>
-      </w:r>
-      <w:r>
-        <w:t xml:space="preserve"> </w:t>
-      </w:r>
-      <w:r>
-        <w:t xml:space="preserve">are those containing confidential information (e.g., information about your health).</w:t>
-      </w:r>
-      <w:r>
-        <w:t xml:space="preserve"> </w:t>
-      </w:r>
-      <w:r>
-        <w:t xml:space="preserve">Send those to my WWU email address,</w:t>
-      </w:r>
-      <w:r>
-        <w:t xml:space="preserve"> </w:t>
-      </w:r>
-      <w:r>
-        <w:t xml:space="preserve">which is the one exception to using Canvas.</w:t>
-      </w:r>
-    </w:p>
-    <w:bookmarkEnd w:id="29"/>
-    <w:bookmarkStart w:id="30" w:name="questions-and-corrections"/>
+        <w:t xml:space="preserve">Confidential matters, such as information about your health,</w:t>
+      </w:r>
+      <w:r>
+        <w:t xml:space="preserve"> </w:t>
+      </w:r>
+      <w:r>
+        <w:t xml:space="preserve">also go in a Canvas message to me, not to my email.</w:t>
+      </w:r>
+    </w:p>
+    <w:bookmarkEnd w:id="30"/>
+    <w:bookmarkStart w:id="31" w:name="questions-and-corrections"/>
     <w:p>
       <w:pPr>
         <w:pStyle w:val="Heading2"/>
@@ -2398,8 +2409,8 @@
         <w:t xml:space="preserve">If you are not, we can jointly find out where the confusion started.</w:t>
       </w:r>
     </w:p>
-    <w:bookmarkEnd w:id="30"/>
-    <w:bookmarkStart w:id="31" w:name="health-precautions"/>
+    <w:bookmarkEnd w:id="31"/>
+    <w:bookmarkStart w:id="32" w:name="health-precautions"/>
     <w:p>
       <w:pPr>
         <w:pStyle w:val="Heading2"/>
@@ -2434,8 +2445,8 @@
         <w:t xml:space="preserve">Please contact me if you have questions, concerns, or suggestions.</w:t>
       </w:r>
     </w:p>
-    <w:bookmarkEnd w:id="31"/>
-    <w:bookmarkStart w:id="33" w:name="software"/>
+    <w:bookmarkEnd w:id="32"/>
+    <w:bookmarkStart w:id="34" w:name="software"/>
     <w:p>
       <w:pPr>
         <w:pStyle w:val="Heading2"/>
@@ -2454,7 +2465,7 @@
       <w:r>
         <w:t xml:space="preserve"> </w:t>
       </w:r>
-      <w:hyperlink r:id="rId32">
+      <w:hyperlink r:id="rId33">
         <w:r>
           <w:rPr>
             <w:rStyle w:val="Hyperlink"/>
@@ -2490,8 +2501,8 @@
         <w:t xml:space="preserve">please use the default installed version.</w:t>
       </w:r>
     </w:p>
-    <w:bookmarkEnd w:id="33"/>
-    <w:bookmarkStart w:id="36" w:name="active-learning"/>
+    <w:bookmarkEnd w:id="34"/>
+    <w:bookmarkStart w:id="37" w:name="active-learning"/>
     <w:p>
       <w:pPr>
         <w:pStyle w:val="Heading2"/>
@@ -2538,7 +2549,7 @@
         <w:t xml:space="preserve">Please give me feedback about the structure of the class, the activities, or group dynamics.</w:t>
       </w:r>
     </w:p>
-    <w:bookmarkStart w:id="34" w:name="abcd-cards"/>
+    <w:bookmarkStart w:id="35" w:name="abcd-cards"/>
     <w:p>
       <w:pPr>
         <w:pStyle w:val="Heading3"/>
@@ -2616,8 +2627,8 @@
         <w:t xml:space="preserve">).</w:t>
       </w:r>
     </w:p>
-    <w:bookmarkEnd w:id="34"/>
-    <w:bookmarkStart w:id="35" w:name="worksheets"/>
+    <w:bookmarkEnd w:id="35"/>
+    <w:bookmarkStart w:id="36" w:name="worksheets"/>
     <w:p>
       <w:pPr>
         <w:pStyle w:val="Heading3"/>
@@ -2676,9 +2687,9 @@
         <w:t xml:space="preserve">Most midterm and final exam questions will be adapted from worksheet problems.</w:t>
       </w:r>
     </w:p>
-    <w:bookmarkEnd w:id="35"/>
     <w:bookmarkEnd w:id="36"/>
-    <w:bookmarkStart w:id="42" w:name="grading"/>
+    <w:bookmarkEnd w:id="37"/>
+    <w:bookmarkStart w:id="43" w:name="grading"/>
     <w:p>
       <w:pPr>
         <w:pStyle w:val="Heading2"/>
@@ -3095,7 +3106,7 @@
         <w:t xml:space="preserve">the weights above are the ones that count.</w:t>
       </w:r>
     </w:p>
-    <w:bookmarkStart w:id="37" w:name="homework-and-worksheets"/>
+    <w:bookmarkStart w:id="38" w:name="homework-and-worksheets"/>
     <w:p>
       <w:pPr>
         <w:pStyle w:val="Heading3"/>
@@ -3302,8 +3313,8 @@
         <w:t xml:space="preserve">on homework or on exams.</w:t>
       </w:r>
     </w:p>
-    <w:bookmarkEnd w:id="37"/>
-    <w:bookmarkStart w:id="38" w:name="labs"/>
+    <w:bookmarkEnd w:id="38"/>
+    <w:bookmarkStart w:id="39" w:name="labs"/>
     <w:p>
       <w:pPr>
         <w:pStyle w:val="Heading3"/>
@@ -3417,8 +3428,8 @@
         <w:t xml:space="preserve">Late lab submissions are not accepted.</w:t>
       </w:r>
     </w:p>
-    <w:bookmarkEnd w:id="38"/>
-    <w:bookmarkStart w:id="40" w:name="exams"/>
+    <w:bookmarkEnd w:id="39"/>
+    <w:bookmarkStart w:id="41" w:name="exams"/>
     <w:p>
       <w:pPr>
         <w:pStyle w:val="Heading3"/>
@@ -3465,7 +3476,7 @@
       <w:r>
         <w:t xml:space="preserve"> </w:t>
       </w:r>
-      <w:hyperlink r:id="rId39">
+      <w:hyperlink r:id="rId40">
         <w:r>
           <w:rPr>
             <w:rStyle w:val="Hyperlink"/>
@@ -3536,8 +3547,8 @@
         <w:t xml:space="preserve">and we may be able to reschedule it.</w:t>
       </w:r>
     </w:p>
-    <w:bookmarkEnd w:id="40"/>
-    <w:bookmarkStart w:id="41" w:name="grading-questions"/>
+    <w:bookmarkEnd w:id="41"/>
+    <w:bookmarkStart w:id="42" w:name="grading-questions"/>
     <w:p>
       <w:pPr>
         <w:pStyle w:val="Heading3"/>
@@ -3586,9 +3597,9 @@
         <w:t xml:space="preserve">You will never lose points for asking.</w:t>
       </w:r>
     </w:p>
-    <w:bookmarkEnd w:id="41"/>
     <w:bookmarkEnd w:id="42"/>
-    <w:bookmarkStart w:id="43" w:name="deadlines-and-late-work"/>
+    <w:bookmarkEnd w:id="43"/>
+    <w:bookmarkStart w:id="44" w:name="deadlines-and-late-work"/>
     <w:p>
       <w:pPr>
         <w:pStyle w:val="Heading2"/>
@@ -3709,8 +3720,8 @@
         <w:t xml:space="preserve">contact me as soon as possible to discuss arrangements.</w:t>
       </w:r>
     </w:p>
-    <w:bookmarkEnd w:id="43"/>
-    <w:bookmarkStart w:id="44" w:name="collaboration-and-ai-tools"/>
+    <w:bookmarkEnd w:id="44"/>
+    <w:bookmarkStart w:id="45" w:name="collaboration-and-ai-tools"/>
     <w:p>
       <w:pPr>
         <w:pStyle w:val="Heading2"/>
@@ -3918,8 +3929,8 @@
         <w:t xml:space="preserve">.</w:t>
       </w:r>
     </w:p>
-    <w:bookmarkEnd w:id="44"/>
-    <w:bookmarkStart w:id="47" w:name="academic-honesty"/>
+    <w:bookmarkEnd w:id="45"/>
+    <w:bookmarkStart w:id="48" w:name="academic-honesty"/>
     <w:p>
       <w:pPr>
         <w:pStyle w:val="Heading2"/>
@@ -3950,7 +3961,7 @@
       <w:r>
         <w:t xml:space="preserve"> </w:t>
       </w:r>
-      <w:hyperlink r:id="rId45">
+      <w:hyperlink r:id="rId46">
         <w:r>
           <w:rPr>
             <w:rStyle w:val="Hyperlink"/>
@@ -3967,7 +3978,7 @@
       <w:r>
         <w:t xml:space="preserve"> </w:t>
       </w:r>
-      <w:hyperlink r:id="rId46">
+      <w:hyperlink r:id="rId47">
         <w:r>
           <w:rPr>
             <w:rStyle w:val="Hyperlink"/>
@@ -4006,8 +4017,8 @@
         <w:t xml:space="preserve">When in doubt, ask me.</w:t>
       </w:r>
     </w:p>
-    <w:bookmarkEnd w:id="47"/>
-    <w:bookmarkStart w:id="49" w:name="student-conduct"/>
+    <w:bookmarkEnd w:id="48"/>
+    <w:bookmarkStart w:id="50" w:name="student-conduct"/>
     <w:p>
       <w:pPr>
         <w:pStyle w:val="Heading2"/>
@@ -4038,7 +4049,7 @@
       <w:r>
         <w:t xml:space="preserve"> </w:t>
       </w:r>
-      <w:hyperlink r:id="rId48">
+      <w:hyperlink r:id="rId49">
         <w:r>
           <w:rPr>
             <w:rStyle w:val="Hyperlink"/>
@@ -4074,8 +4085,8 @@
         <w:t xml:space="preserve">Conduct is also considered when determining admission to the major.</w:t>
       </w:r>
     </w:p>
-    <w:bookmarkEnd w:id="49"/>
-    <w:bookmarkStart w:id="51" w:name="course-materials"/>
+    <w:bookmarkEnd w:id="50"/>
+    <w:bookmarkStart w:id="52" w:name="course-materials"/>
     <w:p>
       <w:pPr>
         <w:pStyle w:val="Heading2"/>
@@ -4112,7 +4123,7 @@
       <w:r>
         <w:t xml:space="preserve"> </w:t>
       </w:r>
-      <w:hyperlink r:id="rId50">
+      <w:hyperlink r:id="rId51">
         <w:r>
           <w:rPr>
             <w:rStyle w:val="Hyperlink"/>
@@ -4124,8 +4135,8 @@
         <w:t xml:space="preserve">.</w:t>
       </w:r>
     </w:p>
-    <w:bookmarkEnd w:id="51"/>
-    <w:bookmarkStart w:id="54" w:name="disabilities"/>
+    <w:bookmarkEnd w:id="52"/>
+    <w:bookmarkStart w:id="55" w:name="disabilities"/>
     <w:p>
       <w:pPr>
         <w:pStyle w:val="Heading2"/>
@@ -4162,7 +4173,7 @@
       <w:r>
         <w:t xml:space="preserve"> </w:t>
       </w:r>
-      <w:hyperlink r:id="rId52">
+      <w:hyperlink r:id="rId53">
         <w:r>
           <w:rPr>
             <w:rStyle w:val="Hyperlink"/>
@@ -4182,7 +4193,7 @@
       <w:r>
         <w:t xml:space="preserve"> </w:t>
       </w:r>
-      <w:hyperlink r:id="rId53">
+      <w:hyperlink r:id="rId54">
         <w:r>
           <w:rPr>
             <w:rStyle w:val="Hyperlink"/>
@@ -4194,8 +4205,8 @@
         <w:t xml:space="preserve">.</w:t>
       </w:r>
     </w:p>
-    <w:bookmarkEnd w:id="54"/>
-    <w:bookmarkStart w:id="60" w:name="student-services"/>
+    <w:bookmarkEnd w:id="55"/>
+    <w:bookmarkStart w:id="61" w:name="student-services"/>
     <w:p>
       <w:pPr>
         <w:pStyle w:val="Heading2"/>
@@ -4238,7 +4249,7 @@
       <w:r>
         <w:t xml:space="preserve"> </w:t>
       </w:r>
-      <w:hyperlink r:id="rId55">
+      <w:hyperlink r:id="rId56">
         <w:r>
           <w:rPr>
             <w:rStyle w:val="Hyperlink"/>
@@ -4276,7 +4287,7 @@
       <w:r>
         <w:t xml:space="preserve"> </w:t>
       </w:r>
-      <w:hyperlink r:id="rId56">
+      <w:hyperlink r:id="rId57">
         <w:r>
           <w:rPr>
             <w:rStyle w:val="Hyperlink"/>
@@ -4314,7 +4325,7 @@
       <w:r>
         <w:t xml:space="preserve"> </w:t>
       </w:r>
-      <w:hyperlink r:id="rId57">
+      <w:hyperlink r:id="rId58">
         <w:r>
           <w:rPr>
             <w:rStyle w:val="Hyperlink"/>
@@ -4346,7 +4357,7 @@
       <w:r>
         <w:t xml:space="preserve"> </w:t>
       </w:r>
-      <w:hyperlink r:id="rId58">
+      <w:hyperlink r:id="rId59">
         <w:r>
           <w:rPr>
             <w:rStyle w:val="Hyperlink"/>
@@ -4396,7 +4407,7 @@
       <w:r>
         <w:t xml:space="preserve"> </w:t>
       </w:r>
-      <w:hyperlink r:id="rId59">
+      <w:hyperlink r:id="rId60">
         <w:r>
           <w:rPr>
             <w:rStyle w:val="Hyperlink"/>
@@ -4423,8 +4434,8 @@
         <w:t xml:space="preserve">including sexual violence that they learn about, to the Title IX Coordinator.</w:t>
       </w:r>
     </w:p>
-    <w:bookmarkEnd w:id="60"/>
-    <w:bookmarkStart w:id="62" w:name="other-policies"/>
+    <w:bookmarkEnd w:id="61"/>
+    <w:bookmarkStart w:id="63" w:name="other-policies"/>
     <w:p>
       <w:pPr>
         <w:pStyle w:val="Heading2"/>
@@ -4443,7 +4454,7 @@
       <w:r>
         <w:t xml:space="preserve"> </w:t>
       </w:r>
-      <w:hyperlink r:id="rId61">
+      <w:hyperlink r:id="rId62">
         <w:r>
           <w:rPr>
             <w:rStyle w:val="Hyperlink"/>
@@ -4470,7 +4481,7 @@
         <w:t xml:space="preserve">ethical use of WWU computing resources, and the student conduct code.</w:t>
       </w:r>
     </w:p>
-    <w:bookmarkEnd w:id="62"/>
+    <w:bookmarkEnd w:id="63"/>
     <w:sectPr>
       <w:footnotePr>
         <w:numRestart w:val="eachSect"/>
